--- a/formatos/formatos_cesiones_mx/cesion_moral_a_fisica_mx.docx
+++ b/formatos/formatos_cesiones_mx/cesion_moral_a_fisica_mx.docx
@@ -1332,7 +1332,17 @@
           <w:szCs w:val="21"/>
           <w:highlight w:val="yellow"/>
         </w:rPr>
-        <w:t>{{ BANCO</w:t>
+        <w:t xml:space="preserve">{{ </w:t>
+      </w:r>
+      <w:proofErr w:type="spellStart"/>
+      <w:r>
+        <w:rPr>
+          <w:rFonts w:ascii="Garamond" w:eastAsia="Garamond" w:hAnsi="Garamond" w:cs="Garamond"/>
+          <w:sz w:val="21"/>
+          <w:szCs w:val="21"/>
+          <w:highlight w:val="yellow"/>
+        </w:rPr>
+        <w:t>BANCO</w:t>
       </w:r>
       <w:proofErr w:type="gramEnd"/>
       <w:r>
@@ -1342,7 +1352,37 @@
           <w:szCs w:val="21"/>
           <w:highlight w:val="yellow"/>
         </w:rPr>
-        <w:t xml:space="preserve"> }}</w:t>
+        <w:t>|</w:t>
+      </w:r>
+      <w:proofErr w:type="gramStart"/>
+      <w:r>
+        <w:rPr>
+          <w:rFonts w:ascii="Garamond" w:eastAsia="Garamond" w:hAnsi="Garamond" w:cs="Garamond"/>
+          <w:sz w:val="21"/>
+          <w:szCs w:val="21"/>
+          <w:highlight w:val="yellow"/>
+        </w:rPr>
+        <w:t>upper</w:t>
+      </w:r>
+      <w:proofErr w:type="spellEnd"/>
+      <w:r>
+        <w:rPr>
+          <w:rFonts w:ascii="Garamond" w:eastAsia="Garamond" w:hAnsi="Garamond" w:cs="Garamond"/>
+          <w:sz w:val="21"/>
+          <w:szCs w:val="21"/>
+          <w:highlight w:val="yellow"/>
+        </w:rPr>
+        <w:t xml:space="preserve"> }</w:t>
+      </w:r>
+      <w:proofErr w:type="gramEnd"/>
+      <w:r>
+        <w:rPr>
+          <w:rFonts w:ascii="Garamond" w:eastAsia="Garamond" w:hAnsi="Garamond" w:cs="Garamond"/>
+          <w:sz w:val="21"/>
+          <w:szCs w:val="21"/>
+          <w:highlight w:val="yellow"/>
+        </w:rPr>
+        <w:t>}</w:t>
       </w:r>
     </w:p>
     <w:p>
@@ -1683,18 +1723,7 @@
           <w:szCs w:val="21"/>
           <w:highlight w:val="yellow"/>
         </w:rPr>
-        <w:t xml:space="preserve">{{ </w:t>
-      </w:r>
-      <w:proofErr w:type="spellStart"/>
-      <w:r>
-        <w:rPr>
-          <w:rFonts w:ascii="Garamond" w:eastAsia="Garamond" w:hAnsi="Garamond" w:cs="Garamond"/>
-          <w:b/>
-          <w:sz w:val="21"/>
-          <w:szCs w:val="21"/>
-          <w:highlight w:val="yellow"/>
-        </w:rPr>
-        <w:t>FECHA</w:t>
+        <w:t>{{ FECHA</w:t>
       </w:r>
       <w:proofErr w:type="gramEnd"/>
       <w:r>
@@ -1716,9 +1745,8 @@
           <w:szCs w:val="21"/>
           <w:highlight w:val="yellow"/>
         </w:rPr>
-        <w:t>upper</w:t>
-      </w:r>
-      <w:proofErr w:type="spellEnd"/>
+        <w:t>lower</w:t>
+      </w:r>
       <w:r>
         <w:rPr>
           <w:rFonts w:ascii="Garamond" w:eastAsia="Garamond" w:hAnsi="Garamond" w:cs="Garamond"/>
@@ -3078,6 +3106,7 @@
   <w:style w:type="character" w:default="1" w:styleId="Fuentedeprrafopredeter">
     <w:name w:val="Default Paragraph Font"/>
     <w:uiPriority w:val="1"/>
+    <w:semiHidden/>
     <w:unhideWhenUsed/>
   </w:style>
   <w:style w:type="table" w:default="1" w:styleId="Tablanormal">

--- a/formatos/formatos_cesiones_mx/cesion_moral_a_fisica_mx.docx
+++ b/formatos/formatos_cesiones_mx/cesion_moral_a_fisica_mx.docx
@@ -1224,7 +1224,7 @@
       <w:r>
         <w:rPr>
           <w:rFonts w:ascii="Garamond" w:eastAsia="Garamond" w:hAnsi="Garamond" w:cs="Garamond"/>
-          <w:b/>
+          <w:bCs/>
           <w:sz w:val="21"/>
           <w:szCs w:val="21"/>
           <w:highlight w:val="yellow"/>
@@ -1235,7 +1235,7 @@
       <w:r>
         <w:rPr>
           <w:rFonts w:ascii="Garamond" w:eastAsia="Garamond" w:hAnsi="Garamond" w:cs="Garamond"/>
-          <w:b/>
+          <w:bCs/>
           <w:sz w:val="21"/>
           <w:szCs w:val="21"/>
           <w:highlight w:val="yellow"/>
@@ -1246,7 +1246,7 @@
       <w:r>
         <w:rPr>
           <w:rFonts w:ascii="Garamond" w:eastAsia="Garamond" w:hAnsi="Garamond" w:cs="Garamond"/>
-          <w:b/>
+          <w:bCs/>
           <w:sz w:val="21"/>
           <w:szCs w:val="21"/>
           <w:highlight w:val="yellow"/>
@@ -1257,7 +1257,7 @@
       <w:r>
         <w:rPr>
           <w:rFonts w:ascii="Garamond" w:eastAsia="Garamond" w:hAnsi="Garamond" w:cs="Garamond"/>
-          <w:b/>
+          <w:bCs/>
           <w:sz w:val="21"/>
           <w:szCs w:val="21"/>
           <w:highlight w:val="yellow"/>
@@ -1268,7 +1268,7 @@
       <w:r>
         <w:rPr>
           <w:rFonts w:ascii="Garamond" w:eastAsia="Garamond" w:hAnsi="Garamond" w:cs="Garamond"/>
-          <w:b/>
+          <w:bCs/>
           <w:sz w:val="21"/>
           <w:szCs w:val="21"/>
           <w:highlight w:val="yellow"/>
@@ -1279,7 +1279,7 @@
       <w:r>
         <w:rPr>
           <w:rFonts w:ascii="Garamond" w:eastAsia="Garamond" w:hAnsi="Garamond" w:cs="Garamond"/>
-          <w:b/>
+          <w:bCs/>
           <w:sz w:val="21"/>
           <w:szCs w:val="21"/>
           <w:highlight w:val="yellow"/>

--- a/formatos/formatos_cesiones_mx/cesion_moral_a_fisica_mx.docx
+++ b/formatos/formatos_cesiones_mx/cesion_moral_a_fisica_mx.docx
@@ -1504,14 +1504,45 @@
         </w:rPr>
         <w:t xml:space="preserve">No. de cuenta bancaria: </w:t>
       </w:r>
-      <w:r>
-        <w:rPr>
-          <w:rFonts w:ascii="Garamond" w:eastAsia="Garamond" w:hAnsi="Garamond" w:cs="Garamond"/>
-          <w:sz w:val="21"/>
-          <w:szCs w:val="21"/>
-          <w:highlight w:val="yellow"/>
-        </w:rPr>
-        <w:t>{{ NUMERO_CUENTA }}</w:t>
+      <w:proofErr w:type="gramStart"/>
+      <w:r>
+        <w:rPr>
+          <w:rFonts w:ascii="Garamond" w:eastAsia="Garamond" w:hAnsi="Garamond" w:cs="Garamond"/>
+          <w:sz w:val="21"/>
+          <w:szCs w:val="21"/>
+          <w:highlight w:val="yellow"/>
+        </w:rPr>
+        <w:t>{{ NUMERO</w:t>
+      </w:r>
+      <w:proofErr w:type="gramEnd"/>
+      <w:r>
+        <w:rPr>
+          <w:rFonts w:ascii="Garamond" w:eastAsia="Garamond" w:hAnsi="Garamond" w:cs="Garamond"/>
+          <w:sz w:val="21"/>
+          <w:szCs w:val="21"/>
+          <w:highlight w:val="yellow"/>
+        </w:rPr>
+        <w:t>_</w:t>
+      </w:r>
+      <w:proofErr w:type="gramStart"/>
+      <w:r>
+        <w:rPr>
+          <w:rFonts w:ascii="Garamond" w:eastAsia="Garamond" w:hAnsi="Garamond" w:cs="Garamond"/>
+          <w:sz w:val="21"/>
+          <w:szCs w:val="21"/>
+          <w:highlight w:val="yellow"/>
+        </w:rPr>
+        <w:t>CUENTA }</w:t>
+      </w:r>
+      <w:proofErr w:type="gramEnd"/>
+      <w:r>
+        <w:rPr>
+          <w:rFonts w:ascii="Garamond" w:eastAsia="Garamond" w:hAnsi="Garamond" w:cs="Garamond"/>
+          <w:sz w:val="21"/>
+          <w:szCs w:val="21"/>
+          <w:highlight w:val="yellow"/>
+        </w:rPr>
+        <w:t>}</w:t>
       </w:r>
     </w:p>
     <w:p>
@@ -1723,7 +1754,18 @@
           <w:szCs w:val="21"/>
           <w:highlight w:val="yellow"/>
         </w:rPr>
-        <w:t>{{ FECHA</w:t>
+        <w:t xml:space="preserve">{{ </w:t>
+      </w:r>
+      <w:proofErr w:type="spellStart"/>
+      <w:r>
+        <w:rPr>
+          <w:rFonts w:ascii="Garamond" w:eastAsia="Garamond" w:hAnsi="Garamond" w:cs="Garamond"/>
+          <w:b/>
+          <w:sz w:val="21"/>
+          <w:szCs w:val="21"/>
+          <w:highlight w:val="yellow"/>
+        </w:rPr>
+        <w:t>FECHA</w:t>
       </w:r>
       <w:proofErr w:type="gramEnd"/>
       <w:r>
@@ -1747,6 +1789,7 @@
         </w:rPr>
         <w:t>lower</w:t>
       </w:r>
+      <w:proofErr w:type="spellEnd"/>
       <w:r>
         <w:rPr>
           <w:rFonts w:ascii="Garamond" w:eastAsia="Garamond" w:hAnsi="Garamond" w:cs="Garamond"/>
@@ -1842,6 +1885,7 @@
               <w:jc w:val="center"/>
               <w:rPr>
                 <w:rFonts w:ascii="Garamond" w:eastAsia="Garamond" w:hAnsi="Garamond" w:cs="Garamond"/>
+                <w:bCs/>
                 <w:sz w:val="20"/>
                 <w:szCs w:val="20"/>
                 <w:highlight w:val="yellow"/>
@@ -1851,64 +1895,42 @@
             <w:r>
               <w:rPr>
                 <w:rFonts w:ascii="Garamond" w:eastAsia="Garamond" w:hAnsi="Garamond" w:cs="Garamond"/>
-                <w:b/>
-                <w:sz w:val="21"/>
-                <w:szCs w:val="21"/>
+                <w:bCs/>
+                <w:sz w:val="20"/>
+                <w:szCs w:val="20"/>
                 <w:highlight w:val="yellow"/>
               </w:rPr>
-              <w:t xml:space="preserve">{{ </w:t>
-            </w:r>
-            <w:proofErr w:type="spellStart"/>
-            <w:r>
-              <w:rPr>
-                <w:rFonts w:ascii="Garamond" w:eastAsia="Garamond" w:hAnsi="Garamond" w:cs="Garamond"/>
-                <w:b/>
-                <w:sz w:val="21"/>
-                <w:szCs w:val="21"/>
-                <w:highlight w:val="yellow"/>
-              </w:rPr>
-              <w:t>RS</w:t>
+              <w:t>{{ RS</w:t>
             </w:r>
             <w:proofErr w:type="gramEnd"/>
             <w:r>
               <w:rPr>
                 <w:rFonts w:ascii="Garamond" w:eastAsia="Garamond" w:hAnsi="Garamond" w:cs="Garamond"/>
-                <w:b/>
-                <w:sz w:val="21"/>
-                <w:szCs w:val="21"/>
+                <w:bCs/>
+                <w:sz w:val="20"/>
+                <w:szCs w:val="20"/>
                 <w:highlight w:val="yellow"/>
               </w:rPr>
-              <w:t>_CEDENTE|</w:t>
+              <w:t>_CEDENTE_</w:t>
             </w:r>
             <w:proofErr w:type="gramStart"/>
             <w:r>
               <w:rPr>
                 <w:rFonts w:ascii="Garamond" w:eastAsia="Garamond" w:hAnsi="Garamond" w:cs="Garamond"/>
-                <w:b/>
-                <w:sz w:val="21"/>
-                <w:szCs w:val="21"/>
+                <w:bCs/>
+                <w:sz w:val="20"/>
+                <w:szCs w:val="20"/>
                 <w:highlight w:val="yellow"/>
               </w:rPr>
-              <w:t>title</w:t>
-            </w:r>
-            <w:proofErr w:type="spellEnd"/>
-            <w:r>
-              <w:rPr>
-                <w:rFonts w:ascii="Garamond" w:eastAsia="Garamond" w:hAnsi="Garamond" w:cs="Garamond"/>
-                <w:b/>
-                <w:sz w:val="21"/>
-                <w:szCs w:val="21"/>
-                <w:highlight w:val="yellow"/>
-              </w:rPr>
-              <w:t xml:space="preserve"> }</w:t>
+              <w:t>FIRMA }</w:t>
             </w:r>
             <w:proofErr w:type="gramEnd"/>
             <w:r>
               <w:rPr>
                 <w:rFonts w:ascii="Garamond" w:eastAsia="Garamond" w:hAnsi="Garamond" w:cs="Garamond"/>
-                <w:b/>
-                <w:sz w:val="21"/>
-                <w:szCs w:val="21"/>
+                <w:bCs/>
+                <w:sz w:val="20"/>
+                <w:szCs w:val="20"/>
                 <w:highlight w:val="yellow"/>
               </w:rPr>
               <w:t>}</w:t>
@@ -2016,6 +2038,7 @@
                 <w:lang w:val="es-ES"/>
               </w:rPr>
             </w:pPr>
+            <w:proofErr w:type="gramStart"/>
             <w:r>
               <w:rPr>
                 <w:rFonts w:ascii="Garamond" w:eastAsia="Garamond" w:hAnsi="Garamond" w:cs="Garamond"/>
@@ -2025,7 +2048,67 @@
                 <w:szCs w:val="21"/>
                 <w:lang w:val="es-ES"/>
               </w:rPr>
-              <w:t>{{ RL_CEDENTE|title }}</w:t>
+              <w:t xml:space="preserve">{{ </w:t>
+            </w:r>
+            <w:proofErr w:type="spellStart"/>
+            <w:r>
+              <w:rPr>
+                <w:rFonts w:ascii="Garamond" w:eastAsia="Garamond" w:hAnsi="Garamond" w:cs="Garamond"/>
+                <w:b/>
+                <w:bCs/>
+                <w:sz w:val="21"/>
+                <w:szCs w:val="21"/>
+                <w:lang w:val="es-ES"/>
+              </w:rPr>
+              <w:t>RL</w:t>
+            </w:r>
+            <w:proofErr w:type="gramEnd"/>
+            <w:r>
+              <w:rPr>
+                <w:rFonts w:ascii="Garamond" w:eastAsia="Garamond" w:hAnsi="Garamond" w:cs="Garamond"/>
+                <w:b/>
+                <w:bCs/>
+                <w:sz w:val="21"/>
+                <w:szCs w:val="21"/>
+                <w:lang w:val="es-ES"/>
+              </w:rPr>
+              <w:t>_CEDENTE|</w:t>
+            </w:r>
+            <w:proofErr w:type="gramStart"/>
+            <w:r>
+              <w:rPr>
+                <w:rFonts w:ascii="Garamond" w:eastAsia="Garamond" w:hAnsi="Garamond" w:cs="Garamond"/>
+                <w:b/>
+                <w:bCs/>
+                <w:sz w:val="21"/>
+                <w:szCs w:val="21"/>
+                <w:lang w:val="es-ES"/>
+              </w:rPr>
+              <w:t>title</w:t>
+            </w:r>
+            <w:proofErr w:type="spellEnd"/>
+            <w:r>
+              <w:rPr>
+                <w:rFonts w:ascii="Garamond" w:eastAsia="Garamond" w:hAnsi="Garamond" w:cs="Garamond"/>
+                <w:b/>
+                <w:bCs/>
+                <w:sz w:val="21"/>
+                <w:szCs w:val="21"/>
+                <w:lang w:val="es-ES"/>
+              </w:rPr>
+              <w:t xml:space="preserve"> }</w:t>
+            </w:r>
+            <w:proofErr w:type="gramEnd"/>
+            <w:r>
+              <w:rPr>
+                <w:rFonts w:ascii="Garamond" w:eastAsia="Garamond" w:hAnsi="Garamond" w:cs="Garamond"/>
+                <w:b/>
+                <w:bCs/>
+                <w:sz w:val="21"/>
+                <w:szCs w:val="21"/>
+                <w:lang w:val="es-ES"/>
+              </w:rPr>
+              <w:t>}</w:t>
             </w:r>
           </w:p>
           <w:p>
@@ -2220,7 +2303,17 @@
                 <w:sz w:val="21"/>
                 <w:szCs w:val="21"/>
               </w:rPr>
-              <w:t>{{ NOMBRE</w:t>
+              <w:t xml:space="preserve">{{ </w:t>
+            </w:r>
+            <w:proofErr w:type="spellStart"/>
+            <w:r>
+              <w:rPr>
+                <w:rFonts w:ascii="Garamond" w:eastAsia="Garamond" w:hAnsi="Garamond" w:cs="Garamond"/>
+                <w:b/>
+                <w:sz w:val="21"/>
+                <w:szCs w:val="21"/>
+              </w:rPr>
+              <w:t>NOMBRE</w:t>
             </w:r>
             <w:proofErr w:type="gramEnd"/>
             <w:r>
@@ -2242,6 +2335,7 @@
               </w:rPr>
               <w:t>title</w:t>
             </w:r>
+            <w:proofErr w:type="spellEnd"/>
             <w:r>
               <w:rPr>
                 <w:rFonts w:ascii="Garamond" w:eastAsia="Garamond" w:hAnsi="Garamond" w:cs="Garamond"/>
@@ -3106,7 +3200,6 @@
   <w:style w:type="character" w:default="1" w:styleId="Fuentedeprrafopredeter">
     <w:name w:val="Default Paragraph Font"/>
     <w:uiPriority w:val="1"/>
-    <w:semiHidden/>
     <w:unhideWhenUsed/>
   </w:style>
   <w:style w:type="table" w:default="1" w:styleId="Tablanormal">

--- a/formatos/formatos_cesiones_mx/cesion_moral_a_fisica_mx.docx
+++ b/formatos/formatos_cesiones_mx/cesion_moral_a_fisica_mx.docx
@@ -36,7 +36,6 @@
           <w:b/>
           <w:sz w:val="21"/>
           <w:szCs w:val="21"/>
-          <w:highlight w:val="yellow"/>
         </w:rPr>
         <w:t xml:space="preserve">{{ </w:t>
       </w:r>
@@ -47,7 +46,6 @@
           <w:b/>
           <w:sz w:val="21"/>
           <w:szCs w:val="21"/>
-          <w:highlight w:val="yellow"/>
         </w:rPr>
         <w:t>RS_CEDENTE|upper</w:t>
       </w:r>
@@ -58,7 +56,6 @@
           <w:b/>
           <w:sz w:val="21"/>
           <w:szCs w:val="21"/>
-          <w:highlight w:val="yellow"/>
         </w:rPr>
         <w:t xml:space="preserve"> }}</w:t>
       </w:r>
@@ -70,27 +67,15 @@
           <w:sz w:val="20"/>
           <w:szCs w:val="20"/>
         </w:rPr>
-        <w:t xml:space="preserve">, CON REGISTRO FEDERAL DE CONTRIBUYENTES </w:t>
-      </w:r>
-      <w:r>
-        <w:rPr>
-          <w:rFonts w:ascii="Garamond" w:eastAsia="Garamond" w:hAnsi="Garamond" w:cs="Garamond"/>
-          <w:b/>
-          <w:bCs/>
-          <w:sz w:val="20"/>
-          <w:szCs w:val="20"/>
-          <w:highlight w:val="yellow"/>
-        </w:rPr>
-        <w:t>{{</w:t>
-      </w:r>
-      <w:r>
-        <w:rPr>
-          <w:rFonts w:ascii="Garamond" w:eastAsia="Garamond" w:hAnsi="Garamond" w:cs="Garamond"/>
-          <w:b/>
-          <w:bCs/>
-          <w:sz w:val="20"/>
-          <w:szCs w:val="20"/>
-          <w:highlight w:val="yellow"/>
+        <w:t>, CON REGISTRO FEDERAL DE CONTRIBUYENTES {{</w:t>
+      </w:r>
+      <w:r>
+        <w:rPr>
+          <w:rFonts w:ascii="Garamond" w:eastAsia="Garamond" w:hAnsi="Garamond" w:cs="Garamond"/>
+          <w:b/>
+          <w:bCs/>
+          <w:sz w:val="20"/>
+          <w:szCs w:val="20"/>
         </w:rPr>
         <w:t xml:space="preserve"> </w:t>
       </w:r>
@@ -101,7 +86,6 @@
           <w:bCs/>
           <w:sz w:val="20"/>
           <w:szCs w:val="20"/>
-          <w:highlight w:val="yellow"/>
         </w:rPr>
         <w:t>CEDENTE_RFC</w:t>
       </w:r>
@@ -112,7 +96,6 @@
           <w:bCs/>
           <w:sz w:val="20"/>
           <w:szCs w:val="20"/>
-          <w:highlight w:val="yellow"/>
         </w:rPr>
         <w:t xml:space="preserve"> </w:t>
       </w:r>
@@ -123,9 +106,96 @@
           <w:bCs/>
           <w:sz w:val="20"/>
           <w:szCs w:val="20"/>
-          <w:highlight w:val="yellow"/>
-        </w:rPr>
-        <w:t>}}</w:t>
+        </w:rPr>
+        <w:t>}},</w:t>
+      </w:r>
+      <w:r>
+        <w:rPr>
+          <w:rFonts w:ascii="Garamond" w:eastAsia="Garamond" w:hAnsi="Garamond" w:cs="Garamond"/>
+          <w:b/>
+          <w:bCs/>
+          <w:sz w:val="20"/>
+          <w:szCs w:val="20"/>
+        </w:rPr>
+        <w:t xml:space="preserve"> REPRESENTADA EN ESTE ACTO POR </w:t>
+      </w:r>
+      <w:r>
+        <w:rPr>
+          <w:rFonts w:ascii="Garamond" w:eastAsia="Garamond" w:hAnsi="Garamond" w:cs="Garamond"/>
+          <w:b/>
+          <w:sz w:val="21"/>
+          <w:szCs w:val="21"/>
+        </w:rPr>
+        <w:t xml:space="preserve">{{ </w:t>
+      </w:r>
+      <w:proofErr w:type="spellStart"/>
+      <w:r>
+        <w:rPr>
+          <w:rFonts w:ascii="Garamond" w:eastAsia="Garamond" w:hAnsi="Garamond" w:cs="Garamond"/>
+          <w:b/>
+          <w:sz w:val="21"/>
+          <w:szCs w:val="21"/>
+        </w:rPr>
+        <w:t>RL_CEDENTE|upper</w:t>
+      </w:r>
+      <w:proofErr w:type="spellEnd"/>
+      <w:r>
+        <w:rPr>
+          <w:rFonts w:ascii="Garamond" w:eastAsia="Garamond" w:hAnsi="Garamond" w:cs="Garamond"/>
+          <w:b/>
+          <w:sz w:val="21"/>
+          <w:szCs w:val="21"/>
+        </w:rPr>
+        <w:t xml:space="preserve"> }}</w:t>
+      </w:r>
+      <w:r>
+        <w:rPr>
+          <w:rFonts w:ascii="Garamond" w:eastAsia="Garamond" w:hAnsi="Garamond" w:cs="Garamond"/>
+          <w:b/>
+          <w:bCs/>
+          <w:sz w:val="20"/>
+          <w:szCs w:val="20"/>
+        </w:rPr>
+        <w:t xml:space="preserve"> </w:t>
+      </w:r>
+      <w:r>
+        <w:rPr>
+          <w:rFonts w:ascii="Garamond" w:eastAsia="Garamond" w:hAnsi="Garamond" w:cs="Garamond"/>
+          <w:b/>
+          <w:bCs/>
+          <w:sz w:val="20"/>
+          <w:szCs w:val="20"/>
+        </w:rPr>
+        <w:t xml:space="preserve">(EN ADELANTE, EL “CEDENTE”); POR OTRA PARTE, </w:t>
+      </w:r>
+      <w:r>
+        <w:rPr>
+          <w:rFonts w:ascii="Garamond" w:eastAsia="Garamond" w:hAnsi="Garamond" w:cs="Garamond"/>
+          <w:b/>
+          <w:sz w:val="21"/>
+          <w:szCs w:val="21"/>
+        </w:rPr>
+        <w:t xml:space="preserve">{{ </w:t>
+      </w:r>
+      <w:proofErr w:type="spellStart"/>
+      <w:r>
+        <w:rPr>
+          <w:rFonts w:ascii="Garamond" w:eastAsia="Garamond" w:hAnsi="Garamond" w:cs="Garamond"/>
+          <w:b/>
+          <w:sz w:val="21"/>
+          <w:szCs w:val="21"/>
+        </w:rPr>
+        <w:t>NOMBRE_CESIONARIO|upper</w:t>
+      </w:r>
+      <w:proofErr w:type="spellEnd"/>
+      <w:r>
+        <w:rPr>
+          <w:rFonts w:ascii="Garamond" w:eastAsia="Garamond" w:hAnsi="Garamond" w:cs="Garamond"/>
+          <w:b/>
+          <w:sz w:val="21"/>
+          <w:szCs w:val="21"/>
+        </w:rPr>
+        <w:t xml:space="preserve"> }}</w:t>
       </w:r>
       <w:r>
         <w:rPr>
@@ -145,48 +215,6 @@
           <w:sz w:val="20"/>
           <w:szCs w:val="20"/>
         </w:rPr>
-        <w:t xml:space="preserve"> REPRESENTADA EN ESTE ACTO POR </w:t>
-      </w:r>
-      <w:r>
-        <w:rPr>
-          <w:rFonts w:ascii="Garamond" w:eastAsia="Garamond" w:hAnsi="Garamond" w:cs="Garamond"/>
-          <w:b/>
-          <w:sz w:val="21"/>
-          <w:szCs w:val="21"/>
-          <w:highlight w:val="yellow"/>
-        </w:rPr>
-        <w:t xml:space="preserve">{{ </w:t>
-      </w:r>
-      <w:proofErr w:type="spellStart"/>
-      <w:r>
-        <w:rPr>
-          <w:rFonts w:ascii="Garamond" w:eastAsia="Garamond" w:hAnsi="Garamond" w:cs="Garamond"/>
-          <w:b/>
-          <w:sz w:val="21"/>
-          <w:szCs w:val="21"/>
-          <w:highlight w:val="yellow"/>
-        </w:rPr>
-        <w:t>RL_CEDENTE|upper</w:t>
-      </w:r>
-      <w:proofErr w:type="spellEnd"/>
-      <w:r>
-        <w:rPr>
-          <w:rFonts w:ascii="Garamond" w:eastAsia="Garamond" w:hAnsi="Garamond" w:cs="Garamond"/>
-          <w:b/>
-          <w:sz w:val="21"/>
-          <w:szCs w:val="21"/>
-          <w:highlight w:val="yellow"/>
-        </w:rPr>
-        <w:t xml:space="preserve"> }}</w:t>
-      </w:r>
-      <w:r>
-        <w:rPr>
-          <w:rFonts w:ascii="Garamond" w:eastAsia="Garamond" w:hAnsi="Garamond" w:cs="Garamond"/>
-          <w:b/>
-          <w:bCs/>
-          <w:sz w:val="20"/>
-          <w:szCs w:val="20"/>
-        </w:rPr>
         <w:t xml:space="preserve"> </w:t>
       </w:r>
       <w:r>
@@ -197,49 +225,7 @@
           <w:sz w:val="20"/>
           <w:szCs w:val="20"/>
         </w:rPr>
-        <w:t xml:space="preserve">(EN ADELANTE, EL “CEDENTE”); POR OTRA PARTE, </w:t>
-      </w:r>
-      <w:r>
-        <w:rPr>
-          <w:rFonts w:ascii="Garamond" w:eastAsia="Garamond" w:hAnsi="Garamond" w:cs="Garamond"/>
-          <w:b/>
-          <w:sz w:val="21"/>
-          <w:szCs w:val="21"/>
-          <w:highlight w:val="yellow"/>
-        </w:rPr>
-        <w:t xml:space="preserve">{{ </w:t>
-      </w:r>
-      <w:proofErr w:type="spellStart"/>
-      <w:r>
-        <w:rPr>
-          <w:rFonts w:ascii="Garamond" w:eastAsia="Garamond" w:hAnsi="Garamond" w:cs="Garamond"/>
-          <w:b/>
-          <w:sz w:val="21"/>
-          <w:szCs w:val="21"/>
-          <w:highlight w:val="yellow"/>
-        </w:rPr>
-        <w:t>NOMBRE_CESIONARIO|upper</w:t>
-      </w:r>
-      <w:proofErr w:type="spellEnd"/>
-      <w:r>
-        <w:rPr>
-          <w:rFonts w:ascii="Garamond" w:eastAsia="Garamond" w:hAnsi="Garamond" w:cs="Garamond"/>
-          <w:b/>
-          <w:sz w:val="21"/>
-          <w:szCs w:val="21"/>
-          <w:highlight w:val="yellow"/>
-        </w:rPr>
-        <w:t xml:space="preserve"> }}</w:t>
-      </w:r>
-      <w:r>
-        <w:rPr>
-          <w:rFonts w:ascii="Garamond" w:eastAsia="Garamond" w:hAnsi="Garamond" w:cs="Garamond"/>
-          <w:b/>
-          <w:bCs/>
-          <w:sz w:val="20"/>
-          <w:szCs w:val="20"/>
-        </w:rPr>
-        <w:t>,</w:t>
+        <w:t xml:space="preserve"> CON REGISTRO FEDERAL DE CONTRIBUYENTES {{</w:t>
       </w:r>
       <w:r>
         <w:rPr>
@@ -259,27 +245,15 @@
           <w:sz w:val="20"/>
           <w:szCs w:val="20"/>
         </w:rPr>
-        <w:t xml:space="preserve"> CON REGISTRO FEDERAL DE CONTRIBUYENTES </w:t>
-      </w:r>
-      <w:r>
-        <w:rPr>
-          <w:rFonts w:ascii="Garamond" w:eastAsia="Garamond" w:hAnsi="Garamond" w:cs="Garamond"/>
-          <w:b/>
-          <w:bCs/>
-          <w:sz w:val="20"/>
-          <w:szCs w:val="20"/>
-          <w:highlight w:val="yellow"/>
-        </w:rPr>
-        <w:t>{{</w:t>
-      </w:r>
-      <w:r>
-        <w:rPr>
-          <w:rFonts w:ascii="Garamond" w:eastAsia="Garamond" w:hAnsi="Garamond" w:cs="Garamond"/>
-          <w:b/>
-          <w:bCs/>
-          <w:sz w:val="20"/>
-          <w:szCs w:val="20"/>
-          <w:highlight w:val="yellow"/>
+        <w:t>CESIONARIO_RFC</w:t>
+      </w:r>
+      <w:r>
+        <w:rPr>
+          <w:rFonts w:ascii="Garamond" w:eastAsia="Garamond" w:hAnsi="Garamond" w:cs="Garamond"/>
+          <w:b/>
+          <w:bCs/>
+          <w:sz w:val="20"/>
+          <w:szCs w:val="20"/>
         </w:rPr>
         <w:t xml:space="preserve"> </w:t>
       </w:r>
@@ -290,41 +264,8 @@
           <w:bCs/>
           <w:sz w:val="20"/>
           <w:szCs w:val="20"/>
-          <w:highlight w:val="yellow"/>
-        </w:rPr>
-        <w:t>CESIONARIO_RFC</w:t>
-      </w:r>
-      <w:r>
-        <w:rPr>
-          <w:rFonts w:ascii="Garamond" w:eastAsia="Garamond" w:hAnsi="Garamond" w:cs="Garamond"/>
-          <w:b/>
-          <w:bCs/>
-          <w:sz w:val="20"/>
-          <w:szCs w:val="20"/>
-          <w:highlight w:val="yellow"/>
-        </w:rPr>
-        <w:t xml:space="preserve"> </w:t>
-      </w:r>
-      <w:r>
-        <w:rPr>
-          <w:rFonts w:ascii="Garamond" w:eastAsia="Garamond" w:hAnsi="Garamond" w:cs="Garamond"/>
-          <w:b/>
-          <w:bCs/>
-          <w:sz w:val="20"/>
-          <w:szCs w:val="20"/>
-          <w:highlight w:val="yellow"/>
-        </w:rPr>
-        <w:t>}}</w:t>
-      </w:r>
-      <w:r>
-        <w:rPr>
-          <w:rFonts w:ascii="Garamond" w:eastAsia="Garamond" w:hAnsi="Garamond" w:cs="Garamond"/>
-          <w:b/>
-          <w:bCs/>
-          <w:sz w:val="20"/>
-          <w:szCs w:val="20"/>
-        </w:rPr>
-        <w:t>,</w:t>
+        </w:rPr>
+        <w:t>}},</w:t>
       </w:r>
       <w:r>
         <w:rPr>
@@ -472,7 +413,6 @@
           <w:rFonts w:ascii="Garamond" w:eastAsia="Garamond" w:hAnsi="Garamond" w:cs="Garamond"/>
           <w:sz w:val="21"/>
           <w:szCs w:val="21"/>
-          <w:highlight w:val="yellow"/>
         </w:rPr>
         <w:t xml:space="preserve">{{ </w:t>
       </w:r>
@@ -482,7 +422,6 @@
           <w:rFonts w:ascii="Garamond" w:eastAsia="Garamond" w:hAnsi="Garamond" w:cs="Garamond"/>
           <w:sz w:val="21"/>
           <w:szCs w:val="21"/>
-          <w:highlight w:val="yellow"/>
         </w:rPr>
         <w:t>MARCA</w:t>
       </w:r>
@@ -492,7 +431,6 @@
           <w:rFonts w:ascii="Garamond" w:eastAsia="Garamond" w:hAnsi="Garamond" w:cs="Garamond"/>
           <w:sz w:val="21"/>
           <w:szCs w:val="21"/>
-          <w:highlight w:val="yellow"/>
         </w:rPr>
         <w:t>|</w:t>
       </w:r>
@@ -502,7 +440,6 @@
           <w:rFonts w:ascii="Garamond" w:eastAsia="Garamond" w:hAnsi="Garamond" w:cs="Garamond"/>
           <w:sz w:val="21"/>
           <w:szCs w:val="21"/>
-          <w:highlight w:val="yellow"/>
         </w:rPr>
         <w:t>title</w:t>
       </w:r>
@@ -512,7 +449,6 @@
           <w:rFonts w:ascii="Garamond" w:eastAsia="Garamond" w:hAnsi="Garamond" w:cs="Garamond"/>
           <w:sz w:val="21"/>
           <w:szCs w:val="21"/>
-          <w:highlight w:val="yellow"/>
         </w:rPr>
         <w:t xml:space="preserve"> }</w:t>
       </w:r>
@@ -522,7 +458,6 @@
           <w:rFonts w:ascii="Garamond" w:eastAsia="Garamond" w:hAnsi="Garamond" w:cs="Garamond"/>
           <w:sz w:val="21"/>
           <w:szCs w:val="21"/>
-          <w:highlight w:val="yellow"/>
         </w:rPr>
         <w:t>}</w:t>
       </w:r>
@@ -1199,7 +1134,6 @@
           <w:rFonts w:ascii="Garamond" w:eastAsia="Garamond" w:hAnsi="Garamond" w:cs="Garamond"/>
           <w:sz w:val="20"/>
           <w:szCs w:val="20"/>
-          <w:highlight w:val="yellow"/>
         </w:rPr>
       </w:pPr>
       <w:r>
@@ -1227,7 +1161,6 @@
           <w:bCs/>
           <w:sz w:val="21"/>
           <w:szCs w:val="21"/>
-          <w:highlight w:val="yellow"/>
         </w:rPr>
         <w:t xml:space="preserve">{{ </w:t>
       </w:r>
@@ -1238,7 +1171,6 @@
           <w:bCs/>
           <w:sz w:val="21"/>
           <w:szCs w:val="21"/>
-          <w:highlight w:val="yellow"/>
         </w:rPr>
         <w:t>NOMBRE</w:t>
       </w:r>
@@ -1249,7 +1181,6 @@
           <w:bCs/>
           <w:sz w:val="21"/>
           <w:szCs w:val="21"/>
-          <w:highlight w:val="yellow"/>
         </w:rPr>
         <w:t>_CESIONARIO|</w:t>
       </w:r>
@@ -1260,7 +1191,6 @@
           <w:bCs/>
           <w:sz w:val="21"/>
           <w:szCs w:val="21"/>
-          <w:highlight w:val="yellow"/>
         </w:rPr>
         <w:t>upper</w:t>
       </w:r>
@@ -1271,7 +1201,6 @@
           <w:bCs/>
           <w:sz w:val="21"/>
           <w:szCs w:val="21"/>
-          <w:highlight w:val="yellow"/>
         </w:rPr>
         <w:t xml:space="preserve"> }</w:t>
       </w:r>
@@ -1282,7 +1211,6 @@
           <w:bCs/>
           <w:sz w:val="21"/>
           <w:szCs w:val="21"/>
-          <w:highlight w:val="yellow"/>
         </w:rPr>
         <w:t>}</w:t>
       </w:r>
@@ -1303,7 +1231,6 @@
           <w:rFonts w:ascii="Garamond" w:eastAsia="Garamond" w:hAnsi="Garamond" w:cs="Garamond"/>
           <w:sz w:val="20"/>
           <w:szCs w:val="20"/>
-          <w:highlight w:val="yellow"/>
         </w:rPr>
       </w:pPr>
       <w:r>
@@ -1330,7 +1257,6 @@
           <w:rFonts w:ascii="Garamond" w:eastAsia="Garamond" w:hAnsi="Garamond" w:cs="Garamond"/>
           <w:sz w:val="21"/>
           <w:szCs w:val="21"/>
-          <w:highlight w:val="yellow"/>
         </w:rPr>
         <w:t xml:space="preserve">{{ </w:t>
       </w:r>
@@ -1340,7 +1266,6 @@
           <w:rFonts w:ascii="Garamond" w:eastAsia="Garamond" w:hAnsi="Garamond" w:cs="Garamond"/>
           <w:sz w:val="21"/>
           <w:szCs w:val="21"/>
-          <w:highlight w:val="yellow"/>
         </w:rPr>
         <w:t>BANCO</w:t>
       </w:r>
@@ -1350,7 +1275,6 @@
           <w:rFonts w:ascii="Garamond" w:eastAsia="Garamond" w:hAnsi="Garamond" w:cs="Garamond"/>
           <w:sz w:val="21"/>
           <w:szCs w:val="21"/>
-          <w:highlight w:val="yellow"/>
         </w:rPr>
         <w:t>|</w:t>
       </w:r>
@@ -1360,7 +1284,6 @@
           <w:rFonts w:ascii="Garamond" w:eastAsia="Garamond" w:hAnsi="Garamond" w:cs="Garamond"/>
           <w:sz w:val="21"/>
           <w:szCs w:val="21"/>
-          <w:highlight w:val="yellow"/>
         </w:rPr>
         <w:t>upper</w:t>
       </w:r>
@@ -1370,7 +1293,6 @@
           <w:rFonts w:ascii="Garamond" w:eastAsia="Garamond" w:hAnsi="Garamond" w:cs="Garamond"/>
           <w:sz w:val="21"/>
           <w:szCs w:val="21"/>
-          <w:highlight w:val="yellow"/>
         </w:rPr>
         <w:t xml:space="preserve"> }</w:t>
       </w:r>
@@ -1380,7 +1302,6 @@
           <w:rFonts w:ascii="Garamond" w:eastAsia="Garamond" w:hAnsi="Garamond" w:cs="Garamond"/>
           <w:sz w:val="21"/>
           <w:szCs w:val="21"/>
-          <w:highlight w:val="yellow"/>
         </w:rPr>
         <w:t>}</w:t>
       </w:r>
@@ -1401,7 +1322,6 @@
           <w:rFonts w:ascii="Garamond" w:eastAsia="Garamond" w:hAnsi="Garamond" w:cs="Garamond"/>
           <w:sz w:val="20"/>
           <w:szCs w:val="20"/>
-          <w:highlight w:val="yellow"/>
         </w:rPr>
       </w:pPr>
       <w:proofErr w:type="spellStart"/>
@@ -1440,7 +1360,6 @@
           <w:rFonts w:ascii="Garamond" w:eastAsia="Garamond" w:hAnsi="Garamond" w:cs="Garamond"/>
           <w:sz w:val="21"/>
           <w:szCs w:val="21"/>
-          <w:highlight w:val="yellow"/>
         </w:rPr>
         <w:t>{{ CLABE</w:t>
       </w:r>
@@ -1450,7 +1369,6 @@
           <w:rFonts w:ascii="Garamond" w:eastAsia="Garamond" w:hAnsi="Garamond" w:cs="Garamond"/>
           <w:sz w:val="21"/>
           <w:szCs w:val="21"/>
-          <w:highlight w:val="yellow"/>
         </w:rPr>
         <w:t>_</w:t>
       </w:r>
@@ -1460,7 +1378,6 @@
           <w:rFonts w:ascii="Garamond" w:eastAsia="Garamond" w:hAnsi="Garamond" w:cs="Garamond"/>
           <w:sz w:val="21"/>
           <w:szCs w:val="21"/>
-          <w:highlight w:val="yellow"/>
         </w:rPr>
         <w:t>INTERBANCARIA }</w:t>
       </w:r>
@@ -1470,7 +1387,6 @@
           <w:rFonts w:ascii="Garamond" w:eastAsia="Garamond" w:hAnsi="Garamond" w:cs="Garamond"/>
           <w:sz w:val="21"/>
           <w:szCs w:val="21"/>
-          <w:highlight w:val="yellow"/>
         </w:rPr>
         <w:t>}</w:t>
       </w:r>
@@ -1491,7 +1407,6 @@
           <w:rFonts w:ascii="Garamond" w:eastAsia="Garamond" w:hAnsi="Garamond" w:cs="Garamond"/>
           <w:sz w:val="20"/>
           <w:szCs w:val="20"/>
-          <w:highlight w:val="yellow"/>
         </w:rPr>
       </w:pPr>
       <w:r>
@@ -1510,7 +1425,6 @@
           <w:rFonts w:ascii="Garamond" w:eastAsia="Garamond" w:hAnsi="Garamond" w:cs="Garamond"/>
           <w:sz w:val="21"/>
           <w:szCs w:val="21"/>
-          <w:highlight w:val="yellow"/>
         </w:rPr>
         <w:t>{{ NUMERO</w:t>
       </w:r>
@@ -1520,7 +1434,6 @@
           <w:rFonts w:ascii="Garamond" w:eastAsia="Garamond" w:hAnsi="Garamond" w:cs="Garamond"/>
           <w:sz w:val="21"/>
           <w:szCs w:val="21"/>
-          <w:highlight w:val="yellow"/>
         </w:rPr>
         <w:t>_</w:t>
       </w:r>
@@ -1530,7 +1443,6 @@
           <w:rFonts w:ascii="Garamond" w:eastAsia="Garamond" w:hAnsi="Garamond" w:cs="Garamond"/>
           <w:sz w:val="21"/>
           <w:szCs w:val="21"/>
-          <w:highlight w:val="yellow"/>
         </w:rPr>
         <w:t>CUENTA }</w:t>
       </w:r>
@@ -1540,7 +1452,6 @@
           <w:rFonts w:ascii="Garamond" w:eastAsia="Garamond" w:hAnsi="Garamond" w:cs="Garamond"/>
           <w:sz w:val="21"/>
           <w:szCs w:val="21"/>
-          <w:highlight w:val="yellow"/>
         </w:rPr>
         <w:t>}</w:t>
       </w:r>
@@ -1699,7 +1610,6 @@
           <w:rFonts w:ascii="Garamond" w:eastAsia="Garamond" w:hAnsi="Garamond" w:cs="Garamond"/>
           <w:sz w:val="20"/>
           <w:szCs w:val="20"/>
-          <w:highlight w:val="green"/>
         </w:rPr>
       </w:pPr>
       <w:r>
@@ -1752,7 +1662,6 @@
           <w:b/>
           <w:sz w:val="21"/>
           <w:szCs w:val="21"/>
-          <w:highlight w:val="yellow"/>
         </w:rPr>
         <w:t xml:space="preserve">{{ </w:t>
       </w:r>
@@ -1763,7 +1672,6 @@
           <w:b/>
           <w:sz w:val="21"/>
           <w:szCs w:val="21"/>
-          <w:highlight w:val="yellow"/>
         </w:rPr>
         <w:t>FECHA</w:t>
       </w:r>
@@ -1774,7 +1682,6 @@
           <w:b/>
           <w:sz w:val="21"/>
           <w:szCs w:val="21"/>
-          <w:highlight w:val="yellow"/>
         </w:rPr>
         <w:t>|</w:t>
       </w:r>
@@ -1785,7 +1692,6 @@
           <w:b/>
           <w:sz w:val="21"/>
           <w:szCs w:val="21"/>
-          <w:highlight w:val="yellow"/>
         </w:rPr>
         <w:t>lower</w:t>
       </w:r>
@@ -1796,7 +1702,6 @@
           <w:b/>
           <w:sz w:val="21"/>
           <w:szCs w:val="21"/>
-          <w:highlight w:val="yellow"/>
         </w:rPr>
         <w:t xml:space="preserve"> }</w:t>
       </w:r>
@@ -1807,7 +1712,6 @@
           <w:b/>
           <w:sz w:val="21"/>
           <w:szCs w:val="21"/>
-          <w:highlight w:val="yellow"/>
         </w:rPr>
         <w:t>}</w:t>
       </w:r>
@@ -1888,7 +1792,6 @@
                 <w:bCs/>
                 <w:sz w:val="20"/>
                 <w:szCs w:val="20"/>
-                <w:highlight w:val="yellow"/>
               </w:rPr>
             </w:pPr>
             <w:proofErr w:type="gramStart"/>
@@ -1898,7 +1801,6 @@
                 <w:bCs/>
                 <w:sz w:val="20"/>
                 <w:szCs w:val="20"/>
-                <w:highlight w:val="yellow"/>
               </w:rPr>
               <w:t>{{ RS</w:t>
             </w:r>
@@ -1909,7 +1811,6 @@
                 <w:bCs/>
                 <w:sz w:val="20"/>
                 <w:szCs w:val="20"/>
-                <w:highlight w:val="yellow"/>
               </w:rPr>
               <w:t>_CEDENTE_</w:t>
             </w:r>
@@ -1920,7 +1821,6 @@
                 <w:bCs/>
                 <w:sz w:val="20"/>
                 <w:szCs w:val="20"/>
-                <w:highlight w:val="yellow"/>
               </w:rPr>
               <w:t>FIRMA }</w:t>
             </w:r>
@@ -1931,7 +1831,6 @@
                 <w:bCs/>
                 <w:sz w:val="20"/>
                 <w:szCs w:val="20"/>
-                <w:highlight w:val="yellow"/>
               </w:rPr>
               <w:t>}</w:t>
             </w:r>
@@ -1950,7 +1849,6 @@
                 <w:rFonts w:ascii="Garamond" w:eastAsia="Garamond" w:hAnsi="Garamond" w:cs="Garamond"/>
                 <w:sz w:val="20"/>
                 <w:szCs w:val="20"/>
-                <w:highlight w:val="yellow"/>
               </w:rPr>
             </w:pPr>
           </w:p>
@@ -1968,7 +1866,6 @@
                 <w:rFonts w:ascii="Garamond" w:eastAsia="Garamond" w:hAnsi="Garamond" w:cs="Garamond"/>
                 <w:sz w:val="20"/>
                 <w:szCs w:val="20"/>
-                <w:highlight w:val="yellow"/>
               </w:rPr>
             </w:pPr>
           </w:p>
@@ -1986,7 +1883,6 @@
                 <w:rFonts w:ascii="Garamond" w:eastAsia="Garamond" w:hAnsi="Garamond" w:cs="Garamond"/>
                 <w:sz w:val="20"/>
                 <w:szCs w:val="20"/>
-                <w:highlight w:val="yellow"/>
               </w:rPr>
             </w:pPr>
           </w:p>
@@ -2196,7 +2092,6 @@
                 <w:rFonts w:ascii="Garamond" w:eastAsia="Garamond" w:hAnsi="Garamond" w:cs="Garamond"/>
                 <w:sz w:val="20"/>
                 <w:szCs w:val="20"/>
-                <w:highlight w:val="yellow"/>
               </w:rPr>
             </w:pPr>
           </w:p>
@@ -2214,7 +2109,6 @@
                 <w:rFonts w:ascii="Garamond" w:eastAsia="Garamond" w:hAnsi="Garamond" w:cs="Garamond"/>
                 <w:sz w:val="20"/>
                 <w:szCs w:val="20"/>
-                <w:highlight w:val="yellow"/>
               </w:rPr>
             </w:pPr>
           </w:p>
@@ -2232,7 +2126,6 @@
                 <w:rFonts w:ascii="Garamond" w:eastAsia="Garamond" w:hAnsi="Garamond" w:cs="Garamond"/>
                 <w:sz w:val="20"/>
                 <w:szCs w:val="20"/>
-                <w:highlight w:val="yellow"/>
               </w:rPr>
             </w:pPr>
           </w:p>
@@ -2250,7 +2143,6 @@
                 <w:rFonts w:ascii="Garamond" w:eastAsia="Garamond" w:hAnsi="Garamond" w:cs="Garamond"/>
                 <w:sz w:val="20"/>
                 <w:szCs w:val="20"/>
-                <w:highlight w:val="yellow"/>
               </w:rPr>
             </w:pPr>
           </w:p>
@@ -3200,6 +3092,7 @@
   <w:style w:type="character" w:default="1" w:styleId="Fuentedeprrafopredeter">
     <w:name w:val="Default Paragraph Font"/>
     <w:uiPriority w:val="1"/>
+    <w:semiHidden/>
     <w:unhideWhenUsed/>
   </w:style>
   <w:style w:type="table" w:default="1" w:styleId="Tablanormal">
